--- a/downloads/sections/t15-l03-scripts-are-rebuilt-in-modules-sources.docx
+++ b/downloads/sections/t15-l03-scripts-are-rebuilt-in-modules-sources.docx
@@ -29,7 +29,7 @@
     </w:p>
     <w:p>
       <w:r>
-        <w:t>confirm. Module mapping from UCCX steps is instructional. Validate every script in a domain.. last checked 2026-10.</w:t>
+        <w:t>confirm. Module mapping from UCCX steps is instructional. Validate every script in a domain. last checked 2026-10.</w:t>
       </w:r>
     </w:p>
   </w:body>
